--- a/output/tables/04.Table1_sample_characteristics.docx
+++ b/output/tables/04.Table1_sample_characteristics.docx
@@ -730,7 +730,7 @@
                 <w:szCs w:val="20"/>
                 <w:color w:val="000000"/>
               </w:rPr>
-              <w:t xml:space="preserve">32.2 (7.4)</w:t>
+              <w:t xml:space="preserve">32.3 (7.4)</w:t>
             </w:r>
           </w:p>
         </w:tc>
@@ -895,7 +895,7 @@
                 <w:szCs w:val="20"/>
                 <w:color w:val="000000"/>
               </w:rPr>
-              <w:t xml:space="preserve">0.012</w:t>
+              <w:t xml:space="preserve">0.011</w:t>
             </w:r>
           </w:p>
         </w:tc>
